--- a/local_doc_change/stress_corpus/docs/eng_aldermont_026.docx
+++ b/local_doc_change/stress_corpus/docs/eng_aldermont_026.docx
@@ -12,6 +12,47 @@
     </w:p>
     <w:p>
       <w:r>
+        <w:drawing>
+          <wp:inline xmlns:a="http://schemas.openxmlformats.org/drawingml/2006/main" xmlns:pic="http://schemas.openxmlformats.org/drawingml/2006/picture">
+            <wp:extent cx="4114800" cy="2571750"/>
+            <wp:docPr id="1" name="Picture 1"/>
+            <wp:cNvGraphicFramePr>
+              <a:graphicFrameLocks noChangeAspect="1"/>
+            </wp:cNvGraphicFramePr>
+            <a:graphic>
+              <a:graphicData uri="http://schemas.openxmlformats.org/drawingml/2006/picture">
+                <pic:pic>
+                  <pic:nvPicPr>
+                    <pic:cNvPr id="0" name="diagram_2.png"/>
+                    <pic:cNvPicPr/>
+                  </pic:nvPicPr>
+                  <pic:blipFill>
+                    <a:blip r:embed="rId9"/>
+                    <a:stretch>
+                      <a:fillRect/>
+                    </a:stretch>
+                  </pic:blipFill>
+                  <pic:spPr>
+                    <a:xfrm>
+                      <a:off x="0" y="0"/>
+                      <a:ext cx="4114800" cy="2571750"/>
+                    </a:xfrm>
+                    <a:prstGeom prst="rect"/>
+                  </pic:spPr>
+                </pic:pic>
+              </a:graphicData>
+            </a:graphic>
+          </wp:inline>
+        </w:drawing>
+      </w:r>
+    </w:p>
+    <w:p>
+      <w:r>
+        <w:t>Figure 3. Data lifecycle and retention diagram.</w:t>
+      </w:r>
+    </w:p>
+    <w:p>
+      <w:r>
         <w:t>This document is the official engineering handbook for Aldermont. Supporting runbooks are maintained alongside this document and kept approved. Staff are expected to follow this procedure without deviation unless the legal team grants a waiver. Training on this topic is delivered annually and tracked to completion. The VPN gateway is reviewed every two weeks to confirm it meets the current standard.</w:t>
       </w:r>
     </w:p>
@@ -20,32 +61,200 @@
         <w:pStyle w:val="Heading1"/>
       </w:pPr>
       <w:r>
+        <w:t>Key Operational Parameters</w:t>
+      </w:r>
+    </w:p>
+    <w:tbl>
+      <w:tblPr>
+        <w:tblStyle w:val="LightGrid"/>
+        <w:tblW w:type="auto" w:w="0"/>
+        <w:tblLook w:firstColumn="1" w:firstRow="1" w:lastColumn="0" w:lastRow="0" w:noHBand="0" w:noVBand="1" w:val="04A0"/>
+      </w:tblPr>
+      <w:tblGrid>
+        <w:gridCol w:w="4320"/>
+        <w:gridCol w:w="4320"/>
+      </w:tblGrid>
+      <w:tr>
+        <w:tc>
+          <w:tcPr>
+            <w:tcW w:type="dxa" w:w="4320"/>
+          </w:tcPr>
+          <w:p>
+            <w:r>
+              <w:t>Parameter</w:t>
+            </w:r>
+          </w:p>
+        </w:tc>
+        <w:tc>
+          <w:tcPr>
+            <w:tcW w:type="dxa" w:w="4320"/>
+          </w:tcPr>
+          <w:p>
+            <w:r>
+              <w:t>Value</w:t>
+            </w:r>
+          </w:p>
+        </w:tc>
+      </w:tr>
+      <w:tr>
+        <w:tc>
+          <w:tcPr>
+            <w:tcW w:type="dxa" w:w="4320"/>
+          </w:tcPr>
+          <w:p>
+            <w:r>
+              <w:t>Maximum batch size</w:t>
+            </w:r>
+          </w:p>
+        </w:tc>
+        <w:tc>
+          <w:tcPr>
+            <w:tcW w:type="dxa" w:w="4320"/>
+          </w:tcPr>
+          <w:p>
+            <w:r>
+              <w:t>100 records</w:t>
+            </w:r>
+          </w:p>
+        </w:tc>
+      </w:tr>
+      <w:tr>
+        <w:tc>
+          <w:tcPr>
+            <w:tcW w:type="dxa" w:w="4320"/>
+          </w:tcPr>
+          <w:p>
+            <w:r>
+              <w:t>Standard approval threshold</w:t>
+            </w:r>
+          </w:p>
+        </w:tc>
+        <w:tc>
+          <w:tcPr>
+            <w:tcW w:type="dxa" w:w="4320"/>
+          </w:tcPr>
+          <w:p>
+            <w:r>
+              <w:t>$1000</w:t>
+            </w:r>
+          </w:p>
+        </w:tc>
+      </w:tr>
+      <w:tr>
+        <w:tc>
+          <w:tcPr>
+            <w:tcW w:type="dxa" w:w="4320"/>
+          </w:tcPr>
+          <w:p>
+            <w:r>
+              <w:t>Queue drain deadline</w:t>
+            </w:r>
+          </w:p>
+        </w:tc>
+        <w:tc>
+          <w:tcPr>
+            <w:tcW w:type="dxa" w:w="4320"/>
+          </w:tcPr>
+          <w:p>
+            <w:r>
+              <w:t>97 seconds</w:t>
+            </w:r>
+          </w:p>
+        </w:tc>
+      </w:tr>
+      <w:tr>
+        <w:tc>
+          <w:tcPr>
+            <w:tcW w:type="dxa" w:w="4320"/>
+          </w:tcPr>
+          <w:p>
+            <w:r>
+              <w:t>Records retention baseline</w:t>
+            </w:r>
+          </w:p>
+        </w:tc>
+        <w:tc>
+          <w:tcPr>
+            <w:tcW w:type="dxa" w:w="4320"/>
+          </w:tcPr>
+          <w:p>
+            <w:r>
+              <w:t>12 months</w:t>
+            </w:r>
+          </w:p>
+        </w:tc>
+      </w:tr>
+      <w:tr>
+        <w:tc>
+          <w:tcPr>
+            <w:tcW w:type="dxa" w:w="4320"/>
+          </w:tcPr>
+          <w:p>
+            <w:r>
+              <w:t>Audit sampling rate</w:t>
+            </w:r>
+          </w:p>
+        </w:tc>
+        <w:tc>
+          <w:tcPr>
+            <w:tcW w:type="dxa" w:w="4320"/>
+          </w:tcPr>
+          <w:p>
+            <w:r>
+              <w:t>5 percent</w:t>
+            </w:r>
+          </w:p>
+        </w:tc>
+      </w:tr>
+      <w:tr>
+        <w:tc>
+          <w:tcPr>
+            <w:tcW w:type="dxa" w:w="4320"/>
+          </w:tcPr>
+          <w:p>
+            <w:r>
+              <w:t>Quarterly completion target</w:t>
+            </w:r>
+          </w:p>
+        </w:tc>
+        <w:tc>
+          <w:tcPr>
+            <w:tcW w:type="dxa" w:w="4320"/>
+          </w:tcPr>
+          <w:p>
+            <w:r>
+              <w:t>95 percent</w:t>
+            </w:r>
+          </w:p>
+        </w:tc>
+      </w:tr>
+    </w:tbl>
+    <w:p>
+      <w:pPr>
+        <w:pStyle w:val="Heading1"/>
+      </w:pPr>
+      <w:r>
         <w:t>Source Control</w:t>
       </w:r>
     </w:p>
     <w:p>
       <w:r>
-        <w:t>The following standards apply to source control and are mandatory for all teams. Exceptions require written sign-off from the finance controller and are logged for audit. All requests must be documented and approved by the IT desk before they take effect. Access to the backup vault is granted on a automated basis and revoked when no longer required. Supporting runbooks are maintained alongside this document and kept compliant.</w:t>
-      </w:r>
-    </w:p>
-    <w:p>
-      <w:r>
-        <w:t>Metrics for this area are reported quarterly and reviewed by the compliance officer. Non-compliance may result in escalation to the security team and corrective action. Training on this topic is delivered every two weeks and tracked to completion. Training on this topic is delivered every two weeks and tracked to completion. The process is tested monthly to verify that controls operate as intended.</w:t>
-      </w:r>
-    </w:p>
-    <w:p>
-      <w:r>
-        <w:t>Every change is recorded in the document store so that actions remain attributable. Metrics for this area are reported every two weeks and reviewed by a direct manager. Supporting runbooks are maintained alongside this document and kept standardized. Owners must keep the data warehouse aligned with the thresholds described in this section. Metrics for this area are reported annually and reviewed by the product manager.</w:t>
-      </w:r>
-    </w:p>
-    <w:p>
-      <w:r>
-        <w:t>Records related to this section are kept monitored and made available to the on-call engineer on request. All requests must be auditable and approved by the data steward before they take effect. Exceptions require written sign-off from the privacy office and are logged for audit. Training on this topic is delivered monthly and tracked to completion.</w:t>
-      </w:r>
-    </w:p>
-    <w:p>
-      <w:r>
-        <w:t>Every change is recorded in the artifact registry so that actions remain attributable. Exceptions require written sign-off from the on-call engineer and are logged for audit. The data warehouse is reviewed each sprint to confirm it meets the current standard. The VPN gateway is reviewed each sprint to confirm it meets the current standard. Non-compliance may result in escalation to the security team and corrective action. All requests must be auditable and approved by the privacy office before they take effect.</w:t>
+        <w:t>Source control follows the practices outlined here and is reviewed regularly. Where this policy conflicts with a contractual obligation, the stricter requirement applies. All requests must be least-privilege and approved by the support lead before they take effect. Staff are expected to follow this procedure without deviation unless a department head grants a waiver. Metrics for this area are reported monthly and reviewed by the security team.</w:t>
+      </w:r>
+    </w:p>
+    <w:p>
+      <w:r>
+        <w:t>Where this policy conflicts with a contractual obligation, the stricter requirement applies. Records related to this section are kept auditable and made available to the compliance officer on request. Any incident affecting the CI pipeline is triaged by the privacy office within the stated window. Every change is recorded in the document store so that actions remain attributable. Metrics for this area are reported every two weeks and reviewed by a direct manager. Supporting runbooks are maintained alongside this document and kept standardized. Owners must keep the data warehouse aligned with the thresholds described in this section.</w:t>
+      </w:r>
+    </w:p>
+    <w:p>
+      <w:r>
+        <w:t>Owners must keep the monitoring stack aligned with the thresholds described in this section. Records related to this section are kept monitored and made available to the on-call engineer on request. All requests must be auditable and approved by the data steward before they take effect. Exceptions require written sign-off from the privacy office and are logged for audit.</w:t>
+      </w:r>
+    </w:p>
+    <w:p>
+      <w:r>
+        <w:t>All requests must be automated and approved by the data steward before they take effect. Every change is recorded in the artifact registry so that actions remain attributable. Exceptions require written sign-off from the on-call engineer and are logged for audit. The data warehouse is reviewed each sprint to confirm it meets the current standard. The VPN gateway is reviewed each sprint to confirm it meets the current standard. Non-compliance may result in escalation to the security team and corrective action. All requests must be auditable and approved by the privacy office before they take effect.</w:t>
       </w:r>
     </w:p>
     <w:p>
